--- a/docs/08_Cierre/Informe_de_Cierre_y_Entrega_ADSO_SENA.docx
+++ b/docs/08_Cierre/Informe_de_Cierre_y_Entrega_ADSO_SENA.docx
@@ -835,7 +835,7 @@
           <w:color w:val="111827"/>
           <w:sz w:val="21"/>
         </w:rPr>
-        <w:t>SIGTM es una aplicacion web para que una persona registre sus ingresos y gastos, los organice por categoria, defina presupuestos, controle sus deudas y sepa al cierre de cada periodo en que se le fue el dinero.</w:t>
+        <w:t>SIGTM es una aplicacion web para que un taller de motocicletas lleve el trabajo de punta a punta: quien trae la moto, que le pasa, quien la repara, cuanto cuesta y en que punto va. El cliente consulta el avance de su moto con un codigo, sin necesidad de cuenta, y recibe un aviso por correo cada vez que su moto cambia de etapa.</w:t>
       </w:r>
     </w:p>
     <w:p>
@@ -849,7 +849,7 @@
           <w:color w:val="111827"/>
           <w:sz w:val="21"/>
         </w:rPr>
-        <w:t>Se construyo entre el 5 de agosto y el 18 de septiembre de 2026 por un equipo de dos personas, con siete modulos funcionales, 54 endpoints, 108 pruebas automatizadas, integracion continua y despliegue en contenedor sobre una base de datos PostgreSQL administrada.</w:t>
+        <w:t>Se construyo entre el 18 de agosto y el 18 de septiembre de 2026 por un equipo de tres personas, con trece modulos funcionales, 61 endpoints con permiso verificado ruta por ruta, doce entidades de datos, una maquina de ocho estados con transiciones controladas, 32 pruebas de unidad y 27 comprobaciones de integracion, integracion continua y empaquetado en contenedores, sobre una base de datos PostgreSQL administrada.</w:t>
       </w:r>
     </w:p>
     <w:tbl>
@@ -976,7 +976,7 @@
                 <w:color w:val="111827"/>
                 <w:sz w:val="19"/>
               </w:rPr>
-              <w:t>62 de 67</w:t>
+              <w:t>65 de 67</w:t>
             </w:r>
           </w:p>
         </w:tc>
@@ -1014,7 +1014,7 @@
                 <w:color w:val="111827"/>
                 <w:sz w:val="19"/>
               </w:rPr>
-              <w:t>5</w:t>
+              <w:t>2 — RF-056 y RF-063</w:t>
             </w:r>
           </w:p>
         </w:tc>
@@ -1128,7 +1128,7 @@
                 <w:color w:val="111827"/>
                 <w:sz w:val="19"/>
               </w:rPr>
-              <w:t>7 de 8</w:t>
+              <w:t>8 de 8</w:t>
             </w:r>
           </w:p>
         </w:tc>
@@ -1186,7 +1186,7 @@
                 <w:color w:val="111827"/>
                 <w:sz w:val="19"/>
               </w:rPr>
-              <w:t>Cobertura de pruebas automatizadas</w:t>
+              <w:t>Pruebas automatizadas</w:t>
             </w:r>
           </w:p>
         </w:tc>
@@ -1204,7 +1204,7 @@
                 <w:color w:val="111827"/>
                 <w:sz w:val="19"/>
               </w:rPr>
-              <w:t>0 %</w:t>
+              <w:t>32 de unidad y 27 de integracion, todas en verde</w:t>
             </w:r>
           </w:p>
         </w:tc>
@@ -1294,7 +1294,25 @@
                 <w:color w:val="0B6B57"/>
                 <w:sz w:val="21"/>
               </w:rPr>
-              <w:t>Los trece modulos estan construidos y los cuatro roles operan. Pero tres cosas quedan abiertas: no hay una sola prueba automatizada, la verificacion anti-automatizacion del inicio de sesion no esta conectada, y los correos no llegan al destinatario porque falta configurar un proveedor real. Ninguna de las tres impide la sustentacion; las tres impiden decir que el sistema esta listo para un taller de verdad.</w:t>
+              <w:t>Los trece modulos estan construidos, los cuatro roles operan y los ocho hallazgos de seguridad quedaron cerrados. Lo que queda abierto es concreto y esta acotado. Primero: los correos se generan y se ven bien, pero no llegan al destinatario hasta configurar un proveedor real; hoy caen en una bandeja de prueba. Segundo: el empaquetado en contenedores esta escrito y validado, pero no se llego a ejecutar. Tercero: el inventario no se descuenta solo al terminar una reparacion, la salida se registra a mano. Ninguna de las tres impide la sustentacion, y las tres estan declaradas con su consecuencia en las secciones 6 y 7.</w:t>
+            </w:r>
+            <w:r>
+              <w:rPr>
+                <w:rFonts w:ascii="Calibri" w:hAnsi="Calibri"/>
+                <w:color w:val="374151"/>
+                <w:sz w:val="20"/>
+              </w:rPr>
+            </w:r>
+          </w:p>
+          <w:p>
+            <w:r>
+              <w:rPr>
+                <w:rFonts w:ascii="Calibri" w:hAnsi="Calibri"/>
+                <w:b/>
+                <w:color w:val="0B6B57"/>
+                <w:sz w:val="21"/>
+              </w:rPr>
+              <w:t>Conviene anotar como aparecieron dos de ellas. Al comparar estos documentos con el codigo el 13 de septiembre se encontro que cuatro capacidades que los entregables daban por hechas no existian: la recuperacion de contrasena, la verificacion de correo, el aviso al cliente y el limite de intentos. Se construyeron ese mismo dia. La leccion no es que faltaran, sino que la unica razon por la que se supo a tiempo fue haber contrastado documento contra codigo en vez de dar por buena la memoria.</w:t>
             </w:r>
             <w:r>
               <w:rPr>
@@ -1345,7 +1363,7 @@
           <w:color w:val="111827"/>
           <w:sz w:val="21"/>
         </w:rPr>
-        <w:t>El objetivo general de DOC-01 era desarrollar una aplicacion web que permitiera a personas naturales registrar y categorizar sus ingresos y gastos, definir presupuestos por categoria y conocer al cierre de cada periodo la composicion de su gasto y el cumplimiento de dichos presupuestos.</w:t>
+        <w:t>El objetivo general era construir un sistema que ordenara el trabajo de un taller de motocicletas y le diera al cliente una respuesta clara a la pregunta «como va mi moto», sin depender de que alguien conteste el telefono.</w:t>
       </w:r>
     </w:p>
     <w:p>
@@ -1875,7 +1893,7 @@
                 <w:color w:val="0B6B57"/>
                 <w:sz w:val="21"/>
               </w:rPr>
-              <w:t>Sobre OBJ-04 y la reserva que lleva</w:t>
+              <w:t>Sobre OBJ-04 y la reserva que llevaba</w:t>
             </w:r>
             <w:r>
               <w:rPr>
@@ -1893,7 +1911,7 @@
                 <w:color w:val="0B6B57"/>
                 <w:sz w:val="21"/>
               </w:rPr>
-              <w:t>La separacion de roles funciona y se verifico ruta por ruta. La reserva es el hallazgo SEG-08: el formulario de inicio de sesion envia un valor de prueba fijo en lugar del token real de la verificacion anti-automatizacion. La verificacion del servidor esta escrita y las claves estan configuradas; lo que falta es conectar el componente visual. Mientras eso no ocurra, nada impide el registro automatizado de cuentas, y por eso el objetivo no se declara cumplido sin mas.</w:t>
+              <w:t>La separacion de roles funciona y se verifico ruta por ruta. La reserva era el hallazgo SEG-08: el formulario de inicio de sesion enviaba un valor de prueba fijo en lugar del token real de la verificacion anti-automatizacion. Quedo cerrado el 13 de septiembre: el componente esta conectado y el boton de entrar permanece inactivo hasta resolver el desafio. Con eso, los ocho hallazgos de la revision de seguridad estan cerrados.</w:t>
             </w:r>
             <w:r>
               <w:rPr>
@@ -2315,7 +2333,7 @@
                 <w:color w:val="111827"/>
                 <w:sz w:val="19"/>
               </w:rPr>
-              <w:t>Construido, no operativo</w:t>
+              <w:t>Construido y verificado</w:t>
             </w:r>
           </w:p>
         </w:tc>
@@ -2333,7 +2351,7 @@
                 <w:color w:val="111827"/>
                 <w:sz w:val="19"/>
               </w:rPr>
-              <w:t>El codigo esta completo; falta configurar proveedor de correo y confirmar la migracion</w:t>
+              <w:t>Flujo completo, con pantallas propias. 15 comprobaciones de integracion contra la base real. Los correos solo llegaran al destinatario cuando se configure el proveedor.</w:t>
             </w:r>
           </w:p>
         </w:tc>
@@ -2463,7 +2481,7 @@
                 <w:color w:val="111827"/>
                 <w:sz w:val="19"/>
               </w:rPr>
-              <w:t>Incompleto</w:t>
+              <w:t>Construido y verificado</w:t>
             </w:r>
           </w:p>
         </w:tc>
@@ -2481,7 +2499,7 @@
                 <w:color w:val="111827"/>
                 <w:sz w:val="19"/>
               </w:rPr>
-              <w:t>Hallazgo SEG-08 abierto: falta conectar el componente visual</w:t>
+              <w:t>SEG-08 cerrado el 13/09: el componente esta conectado y el servidor comprueba el token contra Google.</w:t>
             </w:r>
           </w:p>
         </w:tc>
@@ -3627,7 +3645,7 @@
           <w:color w:val="111827"/>
           <w:sz w:val="21"/>
         </w:rPr>
-        <w:t>Total: 108 casos, 0 fallos, 0 errores, 0 omitidos. Se ejecutan en cada peticion de incorporacion contra H2 en memoria en modo PostgreSQL.</w:t>
+        <w:t>Total: 32 pruebas de unidad, 32 aprobadas, 0 fallos. Se ejecutan en cada envio y en cada peticion de incorporacion mediante GitHub Actions, sin necesidad de base de datos ni credenciales. Aparte, 27 comprobaciones de integracion contra la base real que se ejecutan a mano con 'npm run test:integracion': 15 recorren la recuperacion de contrasena completa y 12 el aviso al cliente a lo largo de toda la vida de una orden. Corrida del 13/09/2026: 59 de 59 en verde.</w:t>
       </w:r>
     </w:p>
     <w:tbl>
@@ -3714,7 +3732,7 @@
           <w:color w:val="111827"/>
           <w:sz w:val="21"/>
         </w:rPr>
-        <w:t>El recorrido completo de verificacion se ejecuto el 11/09/2026 sobre la aplicacion en marcha, contra la base de datos compartida y con los datos de la semilla. Es la ultima ejecucion registrada antes de la congelacion del codigo, y todos los resultados de este informe salen de ella.</w:t>
+        <w:t>El recorrido de verificacion manual se reescribio el 13/09/2026, porque el anterior no correspondia a esta aplicacion. Los ocho pasos nuevos, descritos en la seccion 8 de CAL-01, quedan pendientes de ejecucion por el equipo antes de la entrega. Es un pendiente reconocido, no un resultado.</w:t>
       </w:r>
     </w:p>
     <w:tbl>
@@ -4843,7 +4861,7 @@
                 <w:color w:val="111827"/>
                 <w:sz w:val="19"/>
               </w:rPr>
-              <w:t>Conectar el componente visual del reCAPTCHA</w:t>
+              <w:t>Configurar un proveedor de correo real</w:t>
             </w:r>
           </w:p>
         </w:tc>
@@ -4861,7 +4879,7 @@
                 <w:color w:val="111827"/>
                 <w:sz w:val="19"/>
               </w:rPr>
-              <w:t>El inicio de sesion no ejerce proteccion contra registro automatizado</w:t>
+              <w:t>Los avisos de cambio de etapa y los enlaces de recuperacion no llegan al buzon del cliente</w:t>
             </w:r>
           </w:p>
         </w:tc>
@@ -5139,7 +5157,7 @@
                 <w:color w:val="111827"/>
                 <w:sz w:val="19"/>
               </w:rPr>
-              <w:t>Corregir el contraste del texto secundario</w:t>
+              <w:t>Ejecutar el empaquetado en contenedores</w:t>
             </w:r>
           </w:p>
         </w:tc>
@@ -5157,7 +5175,7 @@
                 <w:color w:val="111827"/>
                 <w:sz w:val="19"/>
               </w:rPr>
-              <w:t>El gris de apoyo no alcanza el minimo de accesibilidad</w:t>
+              <w:t>La configuracion esta escrita y validada, pero no se ha levantado el proyecto con ella</w:t>
             </w:r>
           </w:p>
         </w:tc>
@@ -5303,7 +5321,7 @@
                 <w:color w:val="111827"/>
                 <w:sz w:val="19"/>
               </w:rPr>
-              <w:t>Sin pruebas automatizadas</w:t>
+              <w:t>Sin medicion de cobertura</w:t>
             </w:r>
           </w:p>
         </w:tc>
@@ -5321,7 +5339,7 @@
                 <w:color w:val="111827"/>
                 <w:sz w:val="19"/>
               </w:rPr>
-              <w:t>Una regresion puede pasar inadvertida</w:t>
+              <w:t>Hay pruebas del nucleo, pero no se mide que porcentaje del codigo recorren</w:t>
             </w:r>
           </w:p>
         </w:tc>
@@ -5339,7 +5357,7 @@
                 <w:color w:val="111827"/>
                 <w:sz w:val="19"/>
               </w:rPr>
-              <w:t>El tiempo se fue en los tres cambios de alcance que entraron despues de empezar</w:t>
+              <w:t>Se priorizo cubrir las reglas de negocio criticas antes que instrumentar la medicion</w:t>
             </w:r>
           </w:p>
         </w:tc>
@@ -5790,7 +5808,7 @@
                 <w:color w:val="111827"/>
                 <w:sz w:val="19"/>
               </w:rPr>
-              <w:t>No hay cabeceras de seguridad ni límite global de peticiones.</w:t>
+              <w:t>El limite de intentos vive en la memoria del proceso.</w:t>
             </w:r>
           </w:p>
         </w:tc>
@@ -5808,7 +5826,7 @@
                 <w:color w:val="111827"/>
                 <w:sz w:val="19"/>
               </w:rPr>
-              <w:t>El límite de intentos cubre las rutas de recuperación, pero nada frena a alguien golpeando el resto de la API.</w:t>
+              <w:t>Con mas de una instancia detras de un balanceador, cada una llevaria su propia cuenta y el limite real seria el doble. Las cabeceras de seguridad y el freno general quedaron resueltos el 13/09 con helmet.</w:t>
             </w:r>
           </w:p>
         </w:tc>
@@ -5826,7 +5844,7 @@
                 <w:color w:val="111827"/>
                 <w:sz w:val="19"/>
               </w:rPr>
-              <w:t>Alta</w:t>
+              <w:t>Media</w:t>
             </w:r>
           </w:p>
         </w:tc>
@@ -6318,7 +6336,7 @@
                 <w:color w:val="111827"/>
                 <w:sz w:val="19"/>
               </w:rPr>
-              <w:t>La migración pendiente no se aplica a tiempo y la recuperación de contraseña falla en la sustentación.</w:t>
+              <w:t>El proveedor de correo no queda configurado y en la sustentacion no se puede mostrar un aviso llegando a un buzon real.</w:t>
             </w:r>
           </w:p>
         </w:tc>
@@ -6372,7 +6390,7 @@
                 <w:color w:val="111827"/>
                 <w:sz w:val="19"/>
               </w:rPr>
-              <w:t>Verificar el estado de las migraciones y aplicarlas antes de la congelación de código.</w:t>
+              <w:t>Configurar Brevo antes de la congelacion de codigo. Como respaldo, la bandeja de prueba permite ensenar el correo tal como se ve, explicando que es un entorno de desarrollo.</w:t>
             </w:r>
           </w:p>
         </w:tc>
@@ -6502,7 +6520,7 @@
                 <w:color w:val="111827"/>
                 <w:sz w:val="19"/>
               </w:rPr>
-              <w:t>La ausencia de pruebas automatizadas deja pasar una regresión en los últimos días.</w:t>
+              <w:t>Un cambio de ultima hora rompe algo que las pruebas del nucleo no cubren.</w:t>
             </w:r>
           </w:p>
         </w:tc>
@@ -6556,7 +6574,7 @@
                 <w:color w:val="111827"/>
                 <w:sz w:val="19"/>
               </w:rPr>
-              <w:t>Congelar el código dos días antes y dedicarlos a prueba manual de extremo a extremo.</w:t>
+              <w:t>Congelar el codigo el 18/09 y dedicar los dos ultimos dias a prueba manual de extremo a extremo y ensayo, no a programar.</w:t>
             </w:r>
           </w:p>
         </w:tc>
@@ -6884,7 +6902,7 @@
                 <w:color w:val="0B6B57"/>
                 <w:sz w:val="21"/>
               </w:rPr>
-              <w:t>De los seis riesgos registrados, el que mas probabilidad tiene de materializarse no es un fallo del sistema: es que la migracion pendiente no se aplique a tiempo y la recuperacion de contrasena falle delante del instructor. Se resuelve con un comando y cinco minutos, y por eso mismo es el que mas facil es olvidar.</w:t>
+              <w:t>De los seis riesgos registrados, el que mas probabilidad tiene de materializarse sigue sin ser un fallo del sistema: es que una tarea de configuracion que depende de una persona no se haga a tiempo. El 13 de septiembre se materializo una version de ese riesgo y se resolvio: la migracion que faltaba se aplico y la tabla de auditoria se creo. Queda la misma forma de riesgo con el proveedor de correo. La mitigacion es la misma: ponerle fecha, duena y una comprobacion que se pueda ejecutar.</w:t>
             </w:r>
             <w:r>
               <w:rPr>
@@ -8094,7 +8112,7 @@
                 <w:color w:val="111827"/>
                 <w:sz w:val="19"/>
               </w:rPr>
-              <w:t>Pruebas automatizadas del nucleo</w:t>
+              <w:t>Medicion de cobertura de pruebas</w:t>
             </w:r>
           </w:p>
         </w:tc>
@@ -8112,7 +8130,7 @@
                 <w:color w:val="111827"/>
                 <w:sz w:val="19"/>
               </w:rPr>
-              <w:t>La falta de red de seguridad ante cualquier cambio</w:t>
+              <w:t>Hay pruebas, pero nadie sabe que parte del codigo queda sin recorrer</w:t>
             </w:r>
           </w:p>
         </w:tc>
@@ -8130,7 +8148,7 @@
                 <w:color w:val="111827"/>
                 <w:sz w:val="19"/>
               </w:rPr>
-              <w:t>4 horas</w:t>
+              <w:t>2 horas</w:t>
             </w:r>
           </w:p>
         </w:tc>
@@ -8242,7 +8260,7 @@
                 <w:color w:val="111827"/>
                 <w:sz w:val="19"/>
               </w:rPr>
-              <w:t>Conectar el reCAPTCHA y configurar el correo</w:t>
+              <w:t>Configurar el correo y ejecutar los contenedores</w:t>
             </w:r>
           </w:p>
         </w:tc>
@@ -8278,7 +8296,7 @@
                 <w:color w:val="111827"/>
                 <w:sz w:val="19"/>
               </w:rPr>
-              <w:t>3 horas</w:t>
+              <w:t>2 horas</w:t>
             </w:r>
           </w:p>
         </w:tc>
